--- a/data/bvrith_college_info.docx
+++ b/data/bvrith_college_info.docx
@@ -557,7 +557,91 @@
     </w:p>
     <w:p>
       <w:r>
-        <w:t>Named HODs and detailed faculty qualifications for ECE, EEE, IT, and CSE AI&amp;ML departments are not included in this document. If asked for a specific faculty member's profile outside CSE or the Principal, the chatbot should direct the user to the relevant department page on the official website or the admissions office rather than guessing.</w:t>
+        <w:t>Department of Electronics and Communication Engineering:</w:t>
+      </w:r>
+    </w:p>
+    <w:p>
+      <w:pPr>
+        <w:pStyle w:val="ListBullet"/>
+      </w:pPr>
+      <w:r>
+        <w:t>- Head of Department: Dr. Nagesh Deevi, Associate Professor &amp; HoD, Dept. of ECE. Ph.D in RF-VLSI (NIT Warangal); IEEE member; research interests include device modeling, RF communications, on-chip component design, and semiconductor packaging.</w:t>
+      </w:r>
+    </w:p>
+    <w:p>
+      <w:pPr>
+        <w:pStyle w:val="ListBullet"/>
+      </w:pPr>
+      <w:r>
+        <w:t>- Faculty strength: 27 total — 5 Professors, 7 Associate Professors, 15 Assistant Professors.</w:t>
+      </w:r>
+    </w:p>
+    <w:p>
+      <w:r>
+        <w:t>Department of Electrical and Electronics Engineering:</w:t>
+      </w:r>
+    </w:p>
+    <w:p>
+      <w:pPr>
+        <w:pStyle w:val="ListBullet"/>
+      </w:pPr>
+      <w:r>
+        <w:t>- Head of Department: Dr. M. Sharanya, Professor &amp; HoD, Dept. of EEE. B.Tech in EEE (JNTUH, 2001); M.Tech in Power Electronics and Electrical Drives (JNTUH, 2007); Ph.D (JNTUH, 2020); research interests include Power Electronics, Power Quality, Renewable Energy, and Electric Vehicles.</w:t>
+      </w:r>
+    </w:p>
+    <w:p>
+      <w:pPr>
+        <w:pStyle w:val="ListBullet"/>
+      </w:pPr>
+      <w:r>
+        <w:t>- Faculty strength: 16 total — 2 Professors, 5 Associate Professors, 9 Assistant Professors.</w:t>
+      </w:r>
+    </w:p>
+    <w:p>
+      <w:r>
+        <w:t>Department of Information Technology:</w:t>
+      </w:r>
+    </w:p>
+    <w:p>
+      <w:pPr>
+        <w:pStyle w:val="ListBullet"/>
+      </w:pPr>
+      <w:r>
+        <w:t>- Head of Department: Dr. K. Srikar Goud, Assistant Professor &amp; I/C HoD (In-Charge), Dept. of IT.</w:t>
+      </w:r>
+    </w:p>
+    <w:p>
+      <w:pPr>
+        <w:pStyle w:val="ListBullet"/>
+      </w:pPr>
+      <w:r>
+        <w:t>- Faculty strength: 9 total — 1 Associate Professor (Dr. K. Bharathi) and 8 Assistant Professors (including Mr. A. Rajashekar Reddy, Ms. K. Kavitha, Ms. A. Aruna Jyothi, Ms. N. Sandhya, Ms. Danthuluri Mani Sri Madhuri, Ms. A. S. S. M. Pravallika, and Ms. T. Sukanya).</w:t>
+      </w:r>
+    </w:p>
+    <w:p>
+      <w:r>
+        <w:t>Department of CSE — Artificial Intelligence and Machine Learning (CSE AI&amp;ML / CSM):</w:t>
+      </w:r>
+    </w:p>
+    <w:p>
+      <w:pPr>
+        <w:pStyle w:val="ListBullet"/>
+      </w:pPr>
+      <w:r>
+        <w:t>- Head of Department: Dr. Venkata Raja Sekhar Reddy N, Professor &amp; HoD, Dept. of CSE (AI&amp;ML). Contact: hod.aiml@bvrithyderabad.edu.in.</w:t>
+      </w:r>
+    </w:p>
+    <w:p>
+      <w:pPr>
+        <w:pStyle w:val="ListBullet"/>
+      </w:pPr>
+      <w:r>
+        <w:t>- Faculty strength: 15 total — 2 Professors, 0 Associate Professors, 13 Assistant Professors.</w:t>
+      </w:r>
+    </w:p>
+    <w:p>
+      <w:r>
+        <w:t>Faculty rosters and qualifications beyond what is listed above (e.g. individual assistant professor profiles) are published on each department's official faculty page at bvrithyderabad.edu.in; the chatbot should direct the user there or to the admissions office rather than guessing if asked for detail not covered in this document.</w:t>
       </w:r>
     </w:p>
     <w:p>

--- a/data/bvrith_college_info.docx
+++ b/data/bvrith_college_info.docx
@@ -382,7 +382,100 @@
     </w:p>
     <w:p>
       <w:r>
-        <w:t>Hostel fees, mess charges, transport fees, and scholarship / financial aid details are not published on the official fee-details page used for this document. Prospective students should contact the admissions office (Dr. J. Manoj Kumar, 92471 64714, or info@bvrithyderabad.edu.in) for current hostel and scholarship figures — do not assume or estimate these.</w:t>
+        <w:t>Hostel, mess, and other per-year fee figures (as published in the college's reference fee schedule, not on the public fee-details webpage used for the rest of this section):</w:t>
+      </w:r>
+    </w:p>
+    <w:p>
+      <w:pPr>
+        <w:pStyle w:val="ListBullet"/>
+      </w:pPr>
+      <w:r>
+        <w:t>- Hostel room rent, shared 3-seater: Rs. 60,000 per year</w:t>
+      </w:r>
+    </w:p>
+    <w:p>
+      <w:pPr>
+        <w:pStyle w:val="ListBullet"/>
+      </w:pPr>
+      <w:r>
+        <w:t>- Hostel room rent, shared 2-seater: Rs. 75,000 per year</w:t>
+      </w:r>
+    </w:p>
+    <w:p>
+      <w:pPr>
+        <w:pStyle w:val="ListBullet"/>
+      </w:pPr>
+      <w:r>
+        <w:t>- Mess charges (vegetarian): Rs. 48,000 per year</w:t>
+      </w:r>
+    </w:p>
+    <w:p>
+      <w:pPr>
+        <w:pStyle w:val="ListBullet"/>
+      </w:pPr>
+      <w:r>
+        <w:t>- Mess charges (non-vegetarian): Rs. 54,000 per year</w:t>
+      </w:r>
+    </w:p>
+    <w:p>
+      <w:pPr>
+        <w:pStyle w:val="ListBullet"/>
+      </w:pPr>
+      <w:r>
+        <w:t>- Transport (college bus): Rs. 45,000 per year, optional</w:t>
+      </w:r>
+    </w:p>
+    <w:p>
+      <w:pPr>
+        <w:pStyle w:val="ListBullet"/>
+      </w:pPr>
+      <w:r>
+        <w:t>- Laboratory fee: Rs. 15,000 per year</w:t>
+      </w:r>
+    </w:p>
+    <w:p>
+      <w:pPr>
+        <w:pStyle w:val="ListBullet"/>
+      </w:pPr>
+      <w:r>
+        <w:t>- Library &amp; digital resources fee: Rs. 8,000 per year</w:t>
+      </w:r>
+    </w:p>
+    <w:p>
+      <w:pPr>
+        <w:pStyle w:val="ListBullet"/>
+      </w:pPr>
+      <w:r>
+        <w:t>- Examination fee: Rs. 5,000 per semester (Rs. 10,000 per year)</w:t>
+      </w:r>
+    </w:p>
+    <w:p>
+      <w:pPr>
+        <w:pStyle w:val="ListBullet"/>
+      </w:pPr>
+      <w:r>
+        <w:t>- Student activity fee: Rs. 3,000 per year</w:t>
+      </w:r>
+    </w:p>
+    <w:p>
+      <w:pPr>
+        <w:pStyle w:val="ListBullet"/>
+      </w:pPr>
+      <w:r>
+        <w:t>- Caution deposit (refundable): Rs. 10,000, one-time at admission</w:t>
+      </w:r>
+    </w:p>
+    <w:p>
+      <w:pPr>
+        <w:pStyle w:val="ListBullet"/>
+      </w:pPr>
+      <w:r>
+        <w:t>- Admission processing fee: Rs. 5,000, one-time at admission</w:t>
+      </w:r>
+    </w:p>
+    <w:p>
+      <w:r>
+        <w:t>Scholarship and fee-concession schemes are covered separately in Section 9 (Scholarships &amp; Fee Concessions). For anything not covered above, contact the admissions office (Dr. J. Manoj Kumar, 92471 64714, or info@bvrithyderabad.edu.in) rather than assuming a figure.</w:t>
       </w:r>
     </w:p>
     <w:p>
@@ -727,6 +820,165 @@
         <w:t>- X (Twitter): x.com/bvrithyderabad</w:t>
       </w:r>
     </w:p>
+    <w:p>
+      <w:r>
+        <w:br w:type="page"/>
+      </w:r>
+    </w:p>
+    <w:p>
+      <w:pPr>
+        <w:pStyle w:val="Heading1"/>
+      </w:pPr>
+      <w:r>
+        <w:t>9. Scholarships &amp; Fee Concessions</w:t>
+      </w:r>
+    </w:p>
+    <w:p>
+      <w:r>
+        <w:t>BVRIT Hyderabad offers several scholarship schemes to support meritorious and economically disadvantaged students. Scholarships are applied as a percentage discount on the annual tuition fee only (not on hostel, mess, or other fees).</w:t>
+      </w:r>
+    </w:p>
+    <w:p>
+      <w:r>
+        <w:t>Merit scholarships:</w:t>
+      </w:r>
+    </w:p>
+    <w:p>
+      <w:pPr>
+        <w:pStyle w:val="ListBullet"/>
+      </w:pPr>
+      <w:r>
+        <w:t>- Founder's Scholarship: EAMCET/EAPCET rank within top 1,000 — 100% (full tuition waiver); renewable if CGPA &gt;= 8.5</w:t>
+      </w:r>
+    </w:p>
+    <w:p>
+      <w:pPr>
+        <w:pStyle w:val="ListBullet"/>
+      </w:pPr>
+      <w:r>
+        <w:t>- Academic Excellence: EAMCET/EAPCET rank 1,001-5,000 — 50% discount on tuition; renewable if CGPA &gt;= 8.0</w:t>
+      </w:r>
+    </w:p>
+    <w:p>
+      <w:pPr>
+        <w:pStyle w:val="ListBullet"/>
+      </w:pPr>
+      <w:r>
+        <w:t>- Merit Reward: EAMCET/EAPCET rank 5,001-15,000 — 25% discount on tuition; renewable if CGPA &gt;= 7.5</w:t>
+      </w:r>
+    </w:p>
+    <w:p>
+      <w:pPr>
+        <w:pStyle w:val="ListBullet"/>
+      </w:pPr>
+      <w:r>
+        <w:t>- Sports Scholarship: national/state level sports achievement — 25% discount on tuition; renewable with active participation</w:t>
+      </w:r>
+    </w:p>
+    <w:p>
+      <w:r>
+        <w:t>Need-based fee concessions:</w:t>
+      </w:r>
+    </w:p>
+    <w:p>
+      <w:pPr>
+        <w:pStyle w:val="ListBullet"/>
+      </w:pPr>
+      <w:r>
+        <w:t>- Economically Weaker Section (EWS): family income below Rs. 8 lakh/year — 50% discount on tuition</w:t>
+      </w:r>
+    </w:p>
+    <w:p>
+      <w:pPr>
+        <w:pStyle w:val="ListBullet"/>
+      </w:pPr>
+      <w:r>
+        <w:t>- SC/ST Scholarship: Telangana state SC/ST students — full tuition reimbursement via state government</w:t>
+      </w:r>
+    </w:p>
+    <w:p>
+      <w:pPr>
+        <w:pStyle w:val="ListBullet"/>
+      </w:pPr>
+      <w:r>
+        <w:t>- BC Fee Reimbursement: Telangana BC students, income under Rs. 2 lakh — full tuition reimbursement via state government</w:t>
+      </w:r>
+    </w:p>
+    <w:p>
+      <w:pPr>
+        <w:pStyle w:val="ListBullet"/>
+      </w:pPr>
+      <w:r>
+        <w:t>- Sibling Discount: second sibling currently enrolled at BVRIT Hyderabad — 10% discount on tuition</w:t>
+      </w:r>
+    </w:p>
+    <w:p>
+      <w:r>
+        <w:t>Note: government scholarships (SC/ST, BC) are subject to state government disbursement timelines. Students must pay the full fee at admission and receive reimbursement after government processing, which typically takes 3-6 months.</w:t>
+      </w:r>
+    </w:p>
+    <w:p>
+      <w:r>
+        <w:br w:type="page"/>
+      </w:r>
+    </w:p>
+    <w:p>
+      <w:pPr>
+        <w:pStyle w:val="Heading1"/>
+      </w:pPr>
+      <w:r>
+        <w:t>10. Student Support Services</w:t>
+      </w:r>
+    </w:p>
+    <w:p>
+      <w:r>
+        <w:t>Student Counselling Centre: provides free, confidential support for academic stress, personal issues, and mental health concerns. Two full-time counsellors are available Monday-Saturday, 9 AM - 5 PM. Appointments can be booked in person at the Admin Block or via email at counselling@bvrithyderabad.edu.in; walk-ins are welcome.</w:t>
+      </w:r>
+    </w:p>
+    <w:p>
+      <w:r>
+        <w:t>In case of crisis: students in distress can contact the counselling centre directly. For after-hours emergencies, contact hostel wardens or campus security (available 24/7).</w:t>
+      </w:r>
+    </w:p>
+    <w:p>
+      <w:r>
+        <w:t>External crisis resources:</w:t>
+      </w:r>
+    </w:p>
+    <w:p>
+      <w:pPr>
+        <w:pStyle w:val="ListBullet"/>
+      </w:pPr>
+      <w:r>
+        <w:t>- iCall — 9152987821 (Mon-Sat, 8 AM - 10 PM)</w:t>
+      </w:r>
+    </w:p>
+    <w:p>
+      <w:pPr>
+        <w:pStyle w:val="ListBullet"/>
+      </w:pPr>
+      <w:r>
+        <w:t>- Vandrevala Foundation Helpline — 1860-2662-345 (24/7)</w:t>
+      </w:r>
+    </w:p>
+    <w:p>
+      <w:pPr>
+        <w:pStyle w:val="ListBullet"/>
+      </w:pPr>
+      <w:r>
+        <w:t>- NIMHANS Helpline — 080-46110007</w:t>
+      </w:r>
+    </w:p>
+    <w:p>
+      <w:r>
+        <w:t>Anti-Ragging Committee: BVRIT Hyderabad has a zero-tolerance policy on ragging. The Anti-Ragging Committee can be contacted via the admissions office or the UGC helpline 1800-180-5522. All complaints are investigated within 48 hours.</w:t>
+      </w:r>
+    </w:p>
+    <w:p>
+      <w:r>
+        <w:t>Grievance Redressal: students can submit grievances in writing to the Dean (Student Affairs) or via the college's grievance channel. All grievances receive a response within 7 working days. The Grievance Redressal Committee meets monthly to review pending cases.</w:t>
+      </w:r>
+    </w:p>
     <w:sectPr>
       <w:pgSz w:w="12240" w:h="15840"/>
       <w:pgMar w:top="1440" w:right="1800" w:bottom="1440" w:left="1800" w:header="720" w:footer="720" w:gutter="0"/>
